--- a/klagomål/A 5639-2022 FSC-klagomål.docx
+++ b/klagomål/A 5639-2022 FSC-klagomål.docx
@@ -708,7 +708,7 @@
     <w:r>
       <w:tab/>
       <w:tab/>
-      <w:t>2026-06-18</w:t>
+      <w:t>2026-06-19</w:t>
       <w:br/>
       <w:br/>
     </w:r>

--- a/klagomål/A 5639-2022 FSC-klagomål.docx
+++ b/klagomål/A 5639-2022 FSC-klagomål.docx
@@ -708,7 +708,7 @@
     <w:r>
       <w:tab/>
       <w:tab/>
-      <w:t>2026-06-19</w:t>
+      <w:t>2026-06-20</w:t>
       <w:br/>
       <w:br/>
     </w:r>

--- a/klagomål/A 5639-2022 FSC-klagomål.docx
+++ b/klagomål/A 5639-2022 FSC-klagomål.docx
@@ -168,38 +168,7 @@
     </w:p>
     <w:p>
       <w:r>
-        <w:t>Detta dokument behandlar höga naturvärden i avverkningsanmälan A 5639-2022 i Mönsterås kommun som inkom 2022-02-03 och omfattar 10,2 ha.</w:t>
-      </w:r>
-    </w:p>
-    <w:p>
-      <w:r>
-        <w:t>Nedan presenteras fynd av naturvårdsarter som gjorts i det avverkningsanmälda området, samt relevanta utdrag ur standarderna för FSC, Chain of Custody, Controlled Wood och PEFC.</w:t>
-      </w:r>
-    </w:p>
-    <w:p>
-      <w:r>
-        <w:t>Vi förväntar oss att ni återkommer med ett skriftligt svar på vårt klagomål och även beskriver vilka korrigerande åtgärder ni satt in för att rätta till identifierade brister i er efterlevnad av den svenska FSC standarden.</w:t>
-      </w:r>
-    </w:p>
-    <w:p>
-      <w:pPr>
-        <w:pStyle w:val="Heading1"/>
-      </w:pPr>
-      <w:r>
-        <w:t>Naturvårdsarter</w:t>
-      </w:r>
-    </w:p>
-    <w:p>
-      <w:r>
-        <w:t>Inom 16 meter från avverkningsanmälan har följande 2 naturvårdsarter hittats: svart guldbagge (EN) och gulpudrad spiklav (S, T). Av dessa är 1 rödlistade. För rödlistade arter har rödlistekategorin angivits inom parentes. Arter som är signalarter enligt Skogsstyrelsen har markerats med (S). Typiska arter inom Natura 2000 som är kopplade till skogsekosystem har markerats med (T).</w:t>
-      </w:r>
-    </w:p>
-    <w:p>
-      <w:r>
-        <w:t>De påträffade naturvårdsarterna är ett tydligt kvitto på att det rör sig om en skog med höga naturvärden.</w:t>
-      </w:r>
-      <w:r>
-        <w:t xml:space="preserve"> I Figur 1 visas fyndplatser för naturvårdsarter i området, som finns registrerade på Artportalen.</w:t>
+        <w:t>Detta klagomål behandlar höga naturvärden i avverkningsanmälan A 5639-2022 i Mönsterås kommun som inkom 2022-02-03 och omfattar 10,2 ha.</w:t>
       </w:r>
     </w:p>
     <w:p>
@@ -247,7 +216,59 @@
         <w:spacing w:after="240"/>
       </w:pPr>
       <w:r>
-        <w:t>Figur 1. Fyndplatser för naturvårdsarter inom 16 meter från avverkningsanmälan (röd linje). Markörer utan svart kant är placerade på fyndplatsen. Markörer med svart kant är placerade vid sidan av fyndplatsen och har ett svart streck som visar fyndplatsens exakta position. Kartans mittpunktskoordinat är N 6333046, E 570719 i SWEREF 99 TM.</w:t>
+        <w:t>Figur 1. Fyndplatser för naturvårdsarter inom 16 meter från avverkningsanmälan. Markörer utan svart kant är placerade på fyndplatsen. Markörer med svart kant är placerade vid sidan av fyndplatsen har ett svart streck som visar fyndplatsens exakta position. Kartans mittpunktskoordinat är N 6333046, E 570719 i SWEREF 99 TM.</w:t>
+      </w:r>
+    </w:p>
+    <w:p>
+      <w:r>
+        <w:t>Inom 16 meter från avverkningsanmälan finns fynd av 2 naturvårdsarter, varav 1 är rödlistad, 1 är typisk (T) och 1 är signalart (S): svart guldbagge (EN) och gulpudrad spiklav (S, T). Se Figur 1.</w:t>
+      </w:r>
+    </w:p>
+    <w:p>
+      <w:r>
+        <w:t>Nedan presenteras relevanta utdrag ur standarderna för FSC, Chain of Custody, Controlled Wood och PEFC.</w:t>
+      </w:r>
+    </w:p>
+    <w:p>
+      <w:r>
+        <w:t>Vi förväntar oss att ni återkommer med ett skriftligt svar på vårt klagomål och även beskriver vilka korrigerande åtgärder ni satt in för att rätta till identifierade brister i er efterlevnad av den svenska FSC standarden.</w:t>
+      </w:r>
+    </w:p>
+    <w:p>
+      <w:pPr>
+        <w:pStyle w:val="Heading1"/>
+      </w:pPr>
+      <w:r>
+        <w:t>Naturvårdsarter och fridlysta arter</w:t>
+      </w:r>
+    </w:p>
+    <w:p>
+      <w:r>
+        <w:t>Nedan följer beskrivningar av de naturvårdsarter och fridlysta arter som har sina livsmiljöer och växtplatser i den avverkningsanmälda skogen. De påträffade naturvårdsarterna är ett tydligt kvitto på att det rör sig om en skog med höga naturvärden.</w:t>
+      </w:r>
+    </w:p>
+    <w:p>
+      <w:r>
+        <w:rPr>
+          <w:b/>
+        </w:rPr>
+        <w:t>Svart guldbagge</w:t>
+      </w:r>
+      <w:r>
+        <w:rPr>
+          <w:b/>
+          <w:i/>
+        </w:rPr>
+        <w:t xml:space="preserve"> </w:t>
+      </w:r>
+      <w:r>
+        <w:rPr>
+          <w:b/>
+        </w:rPr>
+        <w:t>(EN)</w:t>
+      </w:r>
+      <w:r>
+        <w:t xml:space="preserve"> är en starkt hotad skalbagge vars larvutveckling sker i rödmurken ved, främst i stående ihåliga, både levande och döda träd, men även i lågor. I Sverige utnyttjas främst ek, i Tyskland även bok och i mindre omfattning andra trädslag såsom alm, sälg, hästkastanj, avenbok, björk och klibbal. Arten förekommer ofta i samma träd som läderbagge (VU, §4a) och andra rödlistade insekter. Igenväxning av passande hagmarker med gamla hålekar skapar ett ogynnsamt mikroklimat vilket gör att de gamla hålträden dör i förtid. Generationsglapp i vissa trädbestånd kan i framtiden leda till brist på lämpligt substrat. Bevara gamla hålträd i kulturlandskapet och förhindra igenväxning av hagmarker. Spara omkullfallna hålträd (SLU Artdatabanken, 2025).</w:t>
       </w:r>
     </w:p>
     <w:p>
@@ -277,30 +298,6 @@
       </w:r>
       <w:r>
         <w:t xml:space="preserve"> (Nitare &amp; Skogsstyrelsen, 2019; SLU Artdatabanken, 2025).</w:t>
-      </w:r>
-    </w:p>
-    <w:p>
-      <w:r>
-        <w:rPr>
-          <w:b/>
-        </w:rPr>
-        <w:t>Svart guldbagge</w:t>
-      </w:r>
-      <w:r>
-        <w:rPr>
-          <w:b/>
-          <w:i/>
-        </w:rPr>
-        <w:t xml:space="preserve"> </w:t>
-      </w:r>
-      <w:r>
-        <w:rPr>
-          <w:b/>
-        </w:rPr>
-        <w:t>(EN)</w:t>
-      </w:r>
-      <w:r>
-        <w:t xml:space="preserve"> är en starkt hotad skalbagge vars larvutveckling sker i rödmurken ved, främst i stående ihåliga, både levande och döda träd, men även i lågor. I Sverige utnyttjas främst ek, i Tyskland även bok och i mindre omfattning andra trädslag såsom alm, sälg, hästkastanj, avenbok, björk och klibbal. Arten förekommer ofta i samma träd som läderbagge (VU, §4a) och andra rödlistade insekter. Igenväxning av passande hagmarker med gamla hålekar skapar ett ogynnsamt mikroklimat vilket gör att de gamla hålträden dör i förtid. Generationsglapp i vissa trädbestånd kan i framtiden leda till brist på lämpligt substrat. Bevara gamla hålträd i kulturlandskapet och förhindra igenväxning av hagmarker. Spara omkullfallna hålträd (SLU Artdatabanken, 2025).</w:t>
       </w:r>
     </w:p>
     <w:p>
@@ -708,7 +705,7 @@
     <w:r>
       <w:tab/>
       <w:tab/>
-      <w:t>2026-06-20</w:t>
+      <w:t>2026-06-21</w:t>
       <w:br/>
       <w:br/>
     </w:r>

--- a/klagomål/A 5639-2022 FSC-klagomål.docx
+++ b/klagomål/A 5639-2022 FSC-klagomål.docx
@@ -705,7 +705,7 @@
     <w:r>
       <w:tab/>
       <w:tab/>
-      <w:t>2026-06-21</w:t>
+      <w:t>2026-06-22</w:t>
       <w:br/>
       <w:br/>
     </w:r>

--- a/klagomål/A 5639-2022 FSC-klagomål.docx
+++ b/klagomål/A 5639-2022 FSC-klagomål.docx
@@ -705,7 +705,7 @@
     <w:r>
       <w:tab/>
       <w:tab/>
-      <w:t>2026-06-22</w:t>
+      <w:t>2026-06-23</w:t>
       <w:br/>
       <w:br/>
     </w:r>

--- a/klagomål/A 5639-2022 FSC-klagomål.docx
+++ b/klagomål/A 5639-2022 FSC-klagomål.docx
@@ -163,7 +163,7 @@
         <w:pStyle w:val="Title"/>
       </w:pPr>
       <w:r>
-        <w:t>Inledande FSC- /PEFC-klagomål – information om höga naturvärden i avverkningsanmälan A 5639-2022 i Mönsterås kommun</w:t>
+        <w:t>Inledande FSC- /PEFC-klagomål – information om höga naturvärden och fridlysta arter i avverkningsanmälan A 5639-2022 i Mönsterås kommun</w:t>
       </w:r>
     </w:p>
     <w:p>
@@ -178,7 +178,7 @@
       <w:r>
         <w:drawing>
           <wp:inline xmlns:a="http://schemas.openxmlformats.org/drawingml/2006/main" xmlns:pic="http://schemas.openxmlformats.org/drawingml/2006/picture">
-            <wp:extent cx="5486400" cy="4870477"/>
+            <wp:extent cx="5486400" cy="4780067"/>
             <wp:docPr id="1" name="Picture 1"/>
             <wp:cNvGraphicFramePr>
               <a:graphicFrameLocks noChangeAspect="1"/>
@@ -199,7 +199,7 @@
                   <pic:spPr>
                     <a:xfrm>
                       <a:off x="0" y="0"/>
-                      <a:ext cx="5486400" cy="4870477"/>
+                      <a:ext cx="5486400" cy="4780067"/>
                     </a:xfrm>
                     <a:prstGeom prst="rect"/>
                   </pic:spPr>
@@ -216,12 +216,12 @@
         <w:spacing w:after="240"/>
       </w:pPr>
       <w:r>
-        <w:t>Figur 1. Fyndplatser för naturvårdsarter inom 16 meter från avverkningsanmälan. Markörer utan svart kant är placerade på fyndplatsen. Markörer med svart kant är placerade vid sidan av fyndplatsen har ett svart streck som visar fyndplatsens exakta position. Kartans mittpunktskoordinat är N 6333046, E 570719 i SWEREF 99 TM.</w:t>
+        <w:t>Figur 1. Fyndplatser för naturvårdsarter inom 24 meter från avverkningsanmälan. Markörer utan svart kant är placerade på fyndplatsen. Markörer med svart kant är placerade vid sidan av fyndplatsen har ett svart streck som visar fyndplatsens exakta position. Kartans mittpunktskoordinat är N 6333046, E 570719 i SWEREF 99 TM.</w:t>
       </w:r>
     </w:p>
     <w:p>
       <w:r>
-        <w:t>Inom 16 meter från avverkningsanmälan finns fynd av 2 naturvårdsarter, varav 1 är rödlistad, 1 är typisk (T) och 1 är signalart (S): svart guldbagge (EN) och gulpudrad spiklav (S, T). Se Figur 1.</w:t>
+        <w:t>Inom 24 meter från avverkningsanmälan finns fynd av 4 naturvårdsarter, varav 2 är rödlistade, 1 är fridlyst, 1 är typisk (T) och 2 är signalarter (S): svart guldbagge (EN), smalvingad blombock (NT), ekoxe (S, §6) och gulpudrad spiklav (S, T). Se Figur 1.</w:t>
       </w:r>
     </w:p>
     <w:p>
@@ -269,6 +269,37 @@
       </w:r>
       <w:r>
         <w:t xml:space="preserve"> är en starkt hotad skalbagge vars larvutveckling sker i rödmurken ved, främst i stående ihåliga, både levande och döda träd, men även i lågor. I Sverige utnyttjas främst ek, i Tyskland även bok och i mindre omfattning andra trädslag såsom alm, sälg, hästkastanj, avenbok, björk och klibbal. Arten förekommer ofta i samma träd som läderbagge (VU, §4a) och andra rödlistade insekter. Igenväxning av passande hagmarker med gamla hålekar skapar ett ogynnsamt mikroklimat vilket gör att de gamla hålträden dör i förtid. Generationsglapp i vissa trädbestånd kan i framtiden leda till brist på lämpligt substrat. Bevara gamla hålträd i kulturlandskapet och förhindra igenväxning av hagmarker. Spara omkullfallna hålträd (SLU Artdatabanken, 2025).</w:t>
+      </w:r>
+    </w:p>
+    <w:p>
+      <w:r>
+        <w:rPr>
+          <w:b/>
+        </w:rPr>
+        <w:t xml:space="preserve">Smalvingad blombock (NT) </w:t>
+      </w:r>
+      <w:r>
+        <w:t>är en långhorning vars larvutveckling sker i ganska torr, vitrötad ved i grenar och klenare stammar eller stubbar av lövträd, även i t.ex. stängselpålar. I Sverige har ek angetts som huvudsakligt värdträd, i Centraleuropa utnyttjas björk, al, ek, hassel, skogskornell, alm mm. Åtminstone i Uppland finns flera fynd efter år 2000 i barrskogstrakter som är fattiga på ek. Främsta hotet är brist på lämplig ved. Det kan bero på avverkning av lövskog, uttag av lövträdsved som biobränsle och att lövrika biotoper som exempelvis gamla hagmarker omvandlas till granplanteringar. Bevara lövrika biotoper i både skogstrakter och odlingslandskap, främst vad gäller ek. Undvik uttag av ekved som biobränsle, och låt veden istället ligga kvar. Äldre lövskogar som växer igen med gran kan gärna gallras selektivt på yngre gran. Blomrika småbiotoper och bryn bör alltid bevaras för att gynna insektslivet (SLU Artdatabanken, 2025).</w:t>
+      </w:r>
+    </w:p>
+    <w:p>
+      <w:r>
+        <w:rPr>
+          <w:b/>
+        </w:rPr>
+        <w:t xml:space="preserve">Ekoxe (§6) </w:t>
+      </w:r>
+      <w:r>
+        <w:t>omfattas av EU:s art- och habitatdirektiv och är fridlyst enligt 6 § artskyddsförordningen.</w:t>
+      </w:r>
+      <w:r>
+        <w:rPr>
+          <w:b/>
+        </w:rPr>
+        <w:t xml:space="preserve"> </w:t>
+      </w:r>
+      <w:r>
+        <w:t>Dess larvutveckling sker i och vid stubbar, i lågor med markkontakt och grövre döda rötter av olika lövträd, även i döda rotdelar på levande träd. I Sverige främst funnen i ek men även några gånger i bok, hassel, ask och björk. Arten lever främst i halvöppna miljöer såsom trädklädda hagmarker eller gles skog, gärna i sydsluttningar. Arten påverkas negativt av brist på grova eller gamla träd och det föreligger indikation på eller misstanke om populationsminskning. Minskningen avser kvalitén på artens habitat (SLU Artdatabanken, 2025).</w:t>
       </w:r>
     </w:p>
     <w:p>
@@ -390,7 +421,7 @@
         <w:rPr>
           <w:i/>
         </w:rPr>
-        <w:t>I det avverkningsanmälda skogsområdet har 2 naturvårdsarter varav 1 rödlistade arter sina livsmiljöer och växtplatser.</w:t>
+        <w:t>I det avverkningsanmälda skogsområdet har 4 naturvårdsarter varav 2 rödlistade arter sina livsmiljöer och växtplatser.</w:t>
       </w:r>
     </w:p>
     <w:p>
@@ -705,7 +736,7 @@
     <w:r>
       <w:tab/>
       <w:tab/>
-      <w:t>2026-06-23</w:t>
+      <w:t>2026-06-24</w:t>
       <w:br/>
       <w:br/>
     </w:r>

--- a/klagomål/A 5639-2022 FSC-klagomål.docx
+++ b/klagomål/A 5639-2022 FSC-klagomål.docx
@@ -736,7 +736,7 @@
     <w:r>
       <w:tab/>
       <w:tab/>
-      <w:t>2026-06-24</w:t>
+      <w:t>2026-06-25</w:t>
       <w:br/>
       <w:br/>
     </w:r>

--- a/klagomål/A 5639-2022 FSC-klagomål.docx
+++ b/klagomål/A 5639-2022 FSC-klagomål.docx
@@ -736,7 +736,7 @@
     <w:r>
       <w:tab/>
       <w:tab/>
-      <w:t>2026-06-25</w:t>
+      <w:t>2026-06-26</w:t>
       <w:br/>
       <w:br/>
     </w:r>

--- a/klagomål/A 5639-2022 FSC-klagomål.docx
+++ b/klagomål/A 5639-2022 FSC-klagomål.docx
@@ -736,7 +736,7 @@
     <w:r>
       <w:tab/>
       <w:tab/>
-      <w:t>2026-06-26</w:t>
+      <w:t>2026-06-27</w:t>
       <w:br/>
       <w:br/>
     </w:r>

--- a/klagomål/A 5639-2022 FSC-klagomål.docx
+++ b/klagomål/A 5639-2022 FSC-klagomål.docx
@@ -736,7 +736,7 @@
     <w:r>
       <w:tab/>
       <w:tab/>
-      <w:t>2026-06-27</w:t>
+      <w:t>2026-06-28</w:t>
       <w:br/>
       <w:br/>
     </w:r>

--- a/klagomål/A 5639-2022 FSC-klagomål.docx
+++ b/klagomål/A 5639-2022 FSC-klagomål.docx
@@ -736,7 +736,7 @@
     <w:r>
       <w:tab/>
       <w:tab/>
-      <w:t>2026-06-28</w:t>
+      <w:t>2026-06-29</w:t>
       <w:br/>
       <w:br/>
     </w:r>

--- a/klagomål/A 5639-2022 FSC-klagomål.docx
+++ b/klagomål/A 5639-2022 FSC-klagomål.docx
@@ -736,7 +736,7 @@
     <w:r>
       <w:tab/>
       <w:tab/>
-      <w:t>2026-06-29</w:t>
+      <w:t>2026-06-30</w:t>
       <w:br/>
       <w:br/>
     </w:r>

--- a/klagomål/A 5639-2022 FSC-klagomål.docx
+++ b/klagomål/A 5639-2022 FSC-klagomål.docx
@@ -736,7 +736,7 @@
     <w:r>
       <w:tab/>
       <w:tab/>
-      <w:t>2026-06-30</w:t>
+      <w:t>2026-07-01</w:t>
       <w:br/>
       <w:br/>
     </w:r>

--- a/klagomål/A 5639-2022 FSC-klagomål.docx
+++ b/klagomål/A 5639-2022 FSC-klagomål.docx
@@ -736,7 +736,7 @@
     <w:r>
       <w:tab/>
       <w:tab/>
-      <w:t>2026-07-01</w:t>
+      <w:t>2026-07-02</w:t>
       <w:br/>
       <w:br/>
     </w:r>

--- a/klagomål/A 5639-2022 FSC-klagomål.docx
+++ b/klagomål/A 5639-2022 FSC-klagomål.docx
@@ -736,7 +736,7 @@
     <w:r>
       <w:tab/>
       <w:tab/>
-      <w:t>2026-07-13</w:t>
+      <w:t>2026-07-14</w:t>
       <w:br/>
       <w:br/>
     </w:r>

--- a/klagomål/A 5639-2022 FSC-klagomål.docx
+++ b/klagomål/A 5639-2022 FSC-klagomål.docx
@@ -736,7 +736,7 @@
     <w:r>
       <w:tab/>
       <w:tab/>
-      <w:t>2026-07-14</w:t>
+      <w:t>2026-07-15</w:t>
       <w:br/>
       <w:br/>
     </w:r>

--- a/klagomål/A 5639-2022 FSC-klagomål.docx
+++ b/klagomål/A 5639-2022 FSC-klagomål.docx
@@ -736,7 +736,7 @@
     <w:r>
       <w:tab/>
       <w:tab/>
-      <w:t>2026-07-15</w:t>
+      <w:t>2026-07-16</w:t>
       <w:br/>
       <w:br/>
     </w:r>

--- a/klagomål/A 5639-2022 FSC-klagomål.docx
+++ b/klagomål/A 5639-2022 FSC-klagomål.docx
@@ -736,7 +736,7 @@
     <w:r>
       <w:tab/>
       <w:tab/>
-      <w:t>2026-07-16</w:t>
+      <w:t>2026-07-17</w:t>
       <w:br/>
       <w:br/>
     </w:r>

--- a/klagomål/A 5639-2022 FSC-klagomål.docx
+++ b/klagomål/A 5639-2022 FSC-klagomål.docx
@@ -736,7 +736,7 @@
     <w:r>
       <w:tab/>
       <w:tab/>
-      <w:t>2026-07-17</w:t>
+      <w:t>2026-07-18</w:t>
       <w:br/>
       <w:br/>
     </w:r>

--- a/klagomål/A 5639-2022 FSC-klagomål.docx
+++ b/klagomål/A 5639-2022 FSC-klagomål.docx
@@ -736,7 +736,7 @@
     <w:r>
       <w:tab/>
       <w:tab/>
-      <w:t>2026-07-18</w:t>
+      <w:t>2026-07-19</w:t>
       <w:br/>
       <w:br/>
     </w:r>

--- a/klagomål/A 5639-2022 FSC-klagomål.docx
+++ b/klagomål/A 5639-2022 FSC-klagomål.docx
@@ -736,7 +736,7 @@
     <w:r>
       <w:tab/>
       <w:tab/>
-      <w:t>2026-07-19</w:t>
+      <w:t>2026-07-20</w:t>
       <w:br/>
       <w:br/>
     </w:r>

--- a/klagomål/A 5639-2022 FSC-klagomål.docx
+++ b/klagomål/A 5639-2022 FSC-klagomål.docx
@@ -736,7 +736,7 @@
     <w:r>
       <w:tab/>
       <w:tab/>
-      <w:t>2026-07-20</w:t>
+      <w:t>2026-07-21</w:t>
       <w:br/>
       <w:br/>
     </w:r>

--- a/klagomål/A 5639-2022 FSC-klagomål.docx
+++ b/klagomål/A 5639-2022 FSC-klagomål.docx
@@ -736,7 +736,7 @@
     <w:r>
       <w:tab/>
       <w:tab/>
-      <w:t>2026-07-21</w:t>
+      <w:t>2026-07-22</w:t>
       <w:br/>
       <w:br/>
     </w:r>

--- a/klagomål/A 5639-2022 FSC-klagomål.docx
+++ b/klagomål/A 5639-2022 FSC-klagomål.docx
@@ -736,7 +736,7 @@
     <w:r>
       <w:tab/>
       <w:tab/>
-      <w:t>2026-07-22</w:t>
+      <w:t>2026-07-23</w:t>
       <w:br/>
       <w:br/>
     </w:r>

--- a/klagomål/A 5639-2022 FSC-klagomål.docx
+++ b/klagomål/A 5639-2022 FSC-klagomål.docx
@@ -736,7 +736,7 @@
     <w:r>
       <w:tab/>
       <w:tab/>
-      <w:t>2026-07-23</w:t>
+      <w:t>2026-07-24</w:t>
       <w:br/>
       <w:br/>
     </w:r>

--- a/klagomål/A 5639-2022 FSC-klagomål.docx
+++ b/klagomål/A 5639-2022 FSC-klagomål.docx
@@ -736,7 +736,7 @@
     <w:r>
       <w:tab/>
       <w:tab/>
-      <w:t>2026-07-24</w:t>
+      <w:t>2026-07-25</w:t>
       <w:br/>
       <w:br/>
     </w:r>

--- a/klagomål/A 5639-2022 FSC-klagomål.docx
+++ b/klagomål/A 5639-2022 FSC-klagomål.docx
@@ -736,7 +736,7 @@
     <w:r>
       <w:tab/>
       <w:tab/>
-      <w:t>2026-07-25</w:t>
+      <w:t>2026-07-26</w:t>
       <w:br/>
       <w:br/>
     </w:r>

--- a/klagomål/A 5639-2022 FSC-klagomål.docx
+++ b/klagomål/A 5639-2022 FSC-klagomål.docx
@@ -736,7 +736,7 @@
     <w:r>
       <w:tab/>
       <w:tab/>
-      <w:t>2026-07-26</w:t>
+      <w:t>2026-07-27</w:t>
       <w:br/>
       <w:br/>
     </w:r>

--- a/klagomål/A 5639-2022 FSC-klagomål.docx
+++ b/klagomål/A 5639-2022 FSC-klagomål.docx
@@ -736,7 +736,7 @@
     <w:r>
       <w:tab/>
       <w:tab/>
-      <w:t>2026-07-27</w:t>
+      <w:t>2026-07-28</w:t>
       <w:br/>
       <w:br/>
     </w:r>

--- a/klagomål/A 5639-2022 FSC-klagomål.docx
+++ b/klagomål/A 5639-2022 FSC-klagomål.docx
@@ -736,7 +736,7 @@
     <w:r>
       <w:tab/>
       <w:tab/>
-      <w:t>2026-07-28</w:t>
+      <w:t>2026-07-29</w:t>
       <w:br/>
       <w:br/>
     </w:r>

--- a/klagomål/A 5639-2022 FSC-klagomål.docx
+++ b/klagomål/A 5639-2022 FSC-klagomål.docx
@@ -736,7 +736,7 @@
     <w:r>
       <w:tab/>
       <w:tab/>
-      <w:t>2026-07-29</w:t>
+      <w:t>2026-07-30</w:t>
       <w:br/>
       <w:br/>
     </w:r>

--- a/klagomål/A 5639-2022 FSC-klagomål.docx
+++ b/klagomål/A 5639-2022 FSC-klagomål.docx
@@ -736,7 +736,7 @@
     <w:r>
       <w:tab/>
       <w:tab/>
-      <w:t>2026-07-30</w:t>
+      <w:t>2026-07-31</w:t>
       <w:br/>
       <w:br/>
     </w:r>

--- a/klagomål/A 5639-2022 FSC-klagomål.docx
+++ b/klagomål/A 5639-2022 FSC-klagomål.docx
@@ -736,7 +736,7 @@
     <w:r>
       <w:tab/>
       <w:tab/>
-      <w:t>2026-07-31</w:t>
+      <w:t>2026-08-01</w:t>
       <w:br/>
       <w:br/>
     </w:r>

--- a/klagomål/A 5639-2022 FSC-klagomål.docx
+++ b/klagomål/A 5639-2022 FSC-klagomål.docx
@@ -736,7 +736,7 @@
     <w:r>
       <w:tab/>
       <w:tab/>
-      <w:t>2026-08-01</w:t>
+      <w:t>2026-08-02</w:t>
       <w:br/>
       <w:br/>
     </w:r>

--- a/klagomål/A 5639-2022 FSC-klagomål.docx
+++ b/klagomål/A 5639-2022 FSC-klagomål.docx
@@ -736,7 +736,7 @@
     <w:r>
       <w:tab/>
       <w:tab/>
-      <w:t>2026-08-02</w:t>
+      <w:t>2026-08-03</w:t>
       <w:br/>
       <w:br/>
     </w:r>

--- a/klagomål/A 5639-2022 FSC-klagomål.docx
+++ b/klagomål/A 5639-2022 FSC-klagomål.docx
@@ -736,7 +736,7 @@
     <w:r>
       <w:tab/>
       <w:tab/>
-      <w:t>2026-08-03</w:t>
+      <w:t>2026-08-05</w:t>
       <w:br/>
       <w:br/>
     </w:r>

--- a/klagomål/A 5639-2022 FSC-klagomål.docx
+++ b/klagomål/A 5639-2022 FSC-klagomål.docx
@@ -736,7 +736,7 @@
     <w:r>
       <w:tab/>
       <w:tab/>
-      <w:t>2026-08-05</w:t>
+      <w:t>2026-08-07</w:t>
       <w:br/>
       <w:br/>
     </w:r>

--- a/klagomål/A 5639-2022 FSC-klagomål.docx
+++ b/klagomål/A 5639-2022 FSC-klagomål.docx
@@ -736,7 +736,7 @@
     <w:r>
       <w:tab/>
       <w:tab/>
-      <w:t>2026-08-07</w:t>
+      <w:t>2026-08-08</w:t>
       <w:br/>
       <w:br/>
     </w:r>

--- a/klagomål/A 5639-2022 FSC-klagomål.docx
+++ b/klagomål/A 5639-2022 FSC-klagomål.docx
@@ -216,7 +216,7 @@
         <w:spacing w:after="240"/>
       </w:pPr>
       <w:r>
-        <w:t>Figur 1. Fyndplatser för naturvårdsarter inom 24 meter från avverkningsanmälan. Markörer utan svart kant är placerade på fyndplatsen. Markörer med svart kant är placerade vid sidan av fyndplatsen har ett svart streck som visar fyndplatsens exakta position. Kartans mittpunktskoordinat är N 6333046, E 570719 i SWEREF 99 TM.</w:t>
+        <w:t>Figur 1. Fyndplatser för naturvårdsarter inom 24 meter från avverkningsanmälan. Markörer utan svart kant är placerade på fyndplatsen. Markörer med svart kant är placerade vid sidan av fyndplatsen och har ett svart streck som visar fyndplatsens exakta position. Kartans mittpunktskoordinat är N 6333046, E 570719 i SWEREF 99 TM.</w:t>
       </w:r>
     </w:p>
     <w:p>
@@ -736,7 +736,7 @@
     <w:r>
       <w:tab/>
       <w:tab/>
-      <w:t>2026-08-14</w:t>
+      <w:t>2026-08-15</w:t>
       <w:br/>
       <w:br/>
     </w:r>

--- a/klagomål/A 5639-2022 FSC-klagomål.docx
+++ b/klagomål/A 5639-2022 FSC-klagomål.docx
@@ -736,7 +736,7 @@
     <w:r>
       <w:tab/>
       <w:tab/>
-      <w:t>2026-08-15</w:t>
+      <w:t>2026-08-16</w:t>
       <w:br/>
       <w:br/>
     </w:r>

--- a/klagomål/A 5639-2022 FSC-klagomål.docx
+++ b/klagomål/A 5639-2022 FSC-klagomål.docx
@@ -736,7 +736,7 @@
     <w:r>
       <w:tab/>
       <w:tab/>
-      <w:t>2026-08-16</w:t>
+      <w:t>2026-08-17</w:t>
       <w:br/>
       <w:br/>
     </w:r>

--- a/klagomål/A 5639-2022 FSC-klagomål.docx
+++ b/klagomål/A 5639-2022 FSC-klagomål.docx
@@ -736,7 +736,7 @@
     <w:r>
       <w:tab/>
       <w:tab/>
-      <w:t>2026-08-17</w:t>
+      <w:t>2026-08-18</w:t>
       <w:br/>
       <w:br/>
     </w:r>

--- a/klagomål/A 5639-2022 FSC-klagomål.docx
+++ b/klagomål/A 5639-2022 FSC-klagomål.docx
@@ -736,7 +736,7 @@
     <w:r>
       <w:tab/>
       <w:tab/>
-      <w:t>2026-08-18</w:t>
+      <w:t>2026-08-19</w:t>
       <w:br/>
       <w:br/>
     </w:r>

--- a/klagomål/A 5639-2022 FSC-klagomål.docx
+++ b/klagomål/A 5639-2022 FSC-klagomål.docx
@@ -736,7 +736,7 @@
     <w:r>
       <w:tab/>
       <w:tab/>
-      <w:t>2026-08-19</w:t>
+      <w:t>2026-08-20</w:t>
       <w:br/>
       <w:br/>
     </w:r>

--- a/klagomål/A 5639-2022 FSC-klagomål.docx
+++ b/klagomål/A 5639-2022 FSC-klagomål.docx
@@ -736,7 +736,7 @@
     <w:r>
       <w:tab/>
       <w:tab/>
-      <w:t>2026-08-20</w:t>
+      <w:t>2026-08-21</w:t>
       <w:br/>
       <w:br/>
     </w:r>

--- a/klagomål/A 5639-2022 FSC-klagomål.docx
+++ b/klagomål/A 5639-2022 FSC-klagomål.docx
@@ -736,7 +736,7 @@
     <w:r>
       <w:tab/>
       <w:tab/>
-      <w:t>2026-08-21</w:t>
+      <w:t>2026-08-22</w:t>
       <w:br/>
       <w:br/>
     </w:r>

--- a/klagomål/A 5639-2022 FSC-klagomål.docx
+++ b/klagomål/A 5639-2022 FSC-klagomål.docx
@@ -736,7 +736,7 @@
     <w:r>
       <w:tab/>
       <w:tab/>
-      <w:t>2026-08-22</w:t>
+      <w:t>2026-08-23</w:t>
       <w:br/>
       <w:br/>
     </w:r>

--- a/klagomål/A 5639-2022 FSC-klagomål.docx
+++ b/klagomål/A 5639-2022 FSC-klagomål.docx
@@ -736,7 +736,7 @@
     <w:r>
       <w:tab/>
       <w:tab/>
-      <w:t>2026-08-23</w:t>
+      <w:t>2026-08-24</w:t>
       <w:br/>
       <w:br/>
     </w:r>

--- a/klagomål/A 5639-2022 FSC-klagomål.docx
+++ b/klagomål/A 5639-2022 FSC-klagomål.docx
@@ -736,7 +736,7 @@
     <w:r>
       <w:tab/>
       <w:tab/>
-      <w:t>2026-08-24</w:t>
+      <w:t>2026-08-25</w:t>
       <w:br/>
       <w:br/>
     </w:r>

--- a/klagomål/A 5639-2022 FSC-klagomål.docx
+++ b/klagomål/A 5639-2022 FSC-klagomål.docx
@@ -736,7 +736,7 @@
     <w:r>
       <w:tab/>
       <w:tab/>
-      <w:t>2026-08-25</w:t>
+      <w:t>2026-08-26</w:t>
       <w:br/>
       <w:br/>
     </w:r>

--- a/klagomål/A 5639-2022 FSC-klagomål.docx
+++ b/klagomål/A 5639-2022 FSC-klagomål.docx
@@ -736,7 +736,7 @@
     <w:r>
       <w:tab/>
       <w:tab/>
-      <w:t>2026-08-26</w:t>
+      <w:t>2026-08-27</w:t>
       <w:br/>
       <w:br/>
     </w:r>

--- a/klagomål/A 5639-2022 FSC-klagomål.docx
+++ b/klagomål/A 5639-2022 FSC-klagomål.docx
@@ -736,7 +736,7 @@
     <w:r>
       <w:tab/>
       <w:tab/>
-      <w:t>2026-08-27</w:t>
+      <w:t>2026-08-28</w:t>
       <w:br/>
       <w:br/>
     </w:r>

--- a/klagomål/A 5639-2022 FSC-klagomål.docx
+++ b/klagomål/A 5639-2022 FSC-klagomål.docx
@@ -736,7 +736,7 @@
     <w:r>
       <w:tab/>
       <w:tab/>
-      <w:t>2026-08-28</w:t>
+      <w:t>2026-08-29</w:t>
       <w:br/>
       <w:br/>
     </w:r>

--- a/klagomål/A 5639-2022 FSC-klagomål.docx
+++ b/klagomål/A 5639-2022 FSC-klagomål.docx
@@ -736,7 +736,7 @@
     <w:r>
       <w:tab/>
       <w:tab/>
-      <w:t>2026-08-29</w:t>
+      <w:t>2026-08-31</w:t>
       <w:br/>
       <w:br/>
     </w:r>

--- a/klagomål/A 5639-2022 FSC-klagomål.docx
+++ b/klagomål/A 5639-2022 FSC-klagomål.docx
@@ -736,7 +736,7 @@
     <w:r>
       <w:tab/>
       <w:tab/>
-      <w:t>2026-08-31</w:t>
+      <w:t>2026-09-01</w:t>
       <w:br/>
       <w:br/>
     </w:r>

--- a/klagomål/A 5639-2022 FSC-klagomål.docx
+++ b/klagomål/A 5639-2022 FSC-klagomål.docx
@@ -736,7 +736,7 @@
     <w:r>
       <w:tab/>
       <w:tab/>
-      <w:t>2026-09-01</w:t>
+      <w:t>2026-09-02</w:t>
       <w:br/>
       <w:br/>
     </w:r>

--- a/klagomål/A 5639-2022 FSC-klagomål.docx
+++ b/klagomål/A 5639-2022 FSC-klagomål.docx
@@ -736,7 +736,7 @@
     <w:r>
       <w:tab/>
       <w:tab/>
-      <w:t>2026-09-02</w:t>
+      <w:t>2026-09-03</w:t>
       <w:br/>
       <w:br/>
     </w:r>

--- a/klagomål/A 5639-2022 FSC-klagomål.docx
+++ b/klagomål/A 5639-2022 FSC-klagomål.docx
@@ -736,7 +736,7 @@
     <w:r>
       <w:tab/>
       <w:tab/>
-      <w:t>2026-09-03</w:t>
+      <w:t>2026-09-04</w:t>
       <w:br/>
       <w:br/>
     </w:r>

--- a/klagomål/A 5639-2022 FSC-klagomål.docx
+++ b/klagomål/A 5639-2022 FSC-klagomål.docx
@@ -736,7 +736,7 @@
     <w:r>
       <w:tab/>
       <w:tab/>
-      <w:t>2026-09-04</w:t>
+      <w:t>2026-09-05</w:t>
       <w:br/>
       <w:br/>
     </w:r>

--- a/klagomål/A 5639-2022 FSC-klagomål.docx
+++ b/klagomål/A 5639-2022 FSC-klagomål.docx
@@ -736,7 +736,7 @@
     <w:r>
       <w:tab/>
       <w:tab/>
-      <w:t>2026-09-05</w:t>
+      <w:t>2026-09-06</w:t>
       <w:br/>
       <w:br/>
     </w:r>

--- a/klagomål/A 5639-2022 FSC-klagomål.docx
+++ b/klagomål/A 5639-2022 FSC-klagomål.docx
@@ -736,7 +736,7 @@
     <w:r>
       <w:tab/>
       <w:tab/>
-      <w:t>2026-09-06</w:t>
+      <w:t>2026-09-07</w:t>
       <w:br/>
       <w:br/>
     </w:r>

--- a/klagomål/A 5639-2022 FSC-klagomål.docx
+++ b/klagomål/A 5639-2022 FSC-klagomål.docx
@@ -736,7 +736,7 @@
     <w:r>
       <w:tab/>
       <w:tab/>
-      <w:t>2026-09-07</w:t>
+      <w:t>2026-09-08</w:t>
       <w:br/>
       <w:br/>
     </w:r>

--- a/klagomål/A 5639-2022 FSC-klagomål.docx
+++ b/klagomål/A 5639-2022 FSC-klagomål.docx
@@ -736,7 +736,7 @@
     <w:r>
       <w:tab/>
       <w:tab/>
-      <w:t>2026-09-08</w:t>
+      <w:t>2026-09-09</w:t>
       <w:br/>
       <w:br/>
     </w:r>

--- a/klagomål/A 5639-2022 FSC-klagomål.docx
+++ b/klagomål/A 5639-2022 FSC-klagomål.docx
@@ -736,7 +736,7 @@
     <w:r>
       <w:tab/>
       <w:tab/>
-      <w:t>2026-09-09</w:t>
+      <w:t>2026-09-10</w:t>
       <w:br/>
       <w:br/>
     </w:r>

--- a/klagomål/A 5639-2022 FSC-klagomål.docx
+++ b/klagomål/A 5639-2022 FSC-klagomål.docx
@@ -736,7 +736,7 @@
     <w:r>
       <w:tab/>
       <w:tab/>
-      <w:t>2026-09-10</w:t>
+      <w:t>2026-09-11</w:t>
       <w:br/>
       <w:br/>
     </w:r>

--- a/klagomål/A 5639-2022 FSC-klagomål.docx
+++ b/klagomål/A 5639-2022 FSC-klagomål.docx
@@ -736,7 +736,7 @@
     <w:r>
       <w:tab/>
       <w:tab/>
-      <w:t>2026-09-11</w:t>
+      <w:t>2026-09-12</w:t>
       <w:br/>
       <w:br/>
     </w:r>
